--- a/Simulation_random_walk/Writing/generated_tables/reports_suppl_tables_and_figures_generated.docx
+++ b/Simulation_random_walk/Writing/generated_tables/reports_suppl_tables_and_figures_generated.docx
@@ -1351,6 +1351,422 @@
           </w:p>
         </w:tc>
       </w:tr>
+      <w:tr>
+        <w:tc>
+          <w:tcPr>
+            <w:tcW w:w="1800" w:type="dxa"/>
+          </w:tcPr>
+          <w:p>
+            <w:r>
+              <w:t>IV</w:t>
+            </w:r>
+          </w:p>
+        </w:tc>
+        <w:tc>
+          <w:tcPr>
+            <w:tcW w:w="1800" w:type="dxa"/>
+          </w:tcPr>
+          <w:p>
+            <w:r>
+              <w:t>100</w:t>
+            </w:r>
+          </w:p>
+        </w:tc>
+        <w:tc>
+          <w:tcPr>
+            <w:tcW w:w="1800" w:type="dxa"/>
+          </w:tcPr>
+          <w:p>
+            <w:r>
+              <w:t>SQ learning (L1 penalty)</w:t>
+            </w:r>
+          </w:p>
+        </w:tc>
+        <w:tc>
+          <w:tcPr>
+            <w:tcW w:w="1800" w:type="dxa"/>
+          </w:tcPr>
+          <w:p>
+            <w:r>
+              <w:t>0.000 (0.000)</w:t>
+            </w:r>
+          </w:p>
+        </w:tc>
+        <w:tc>
+          <w:tcPr>
+            <w:tcW w:w="1800" w:type="dxa"/>
+          </w:tcPr>
+          <w:p>
+            <w:r>
+              <w:t/>
+            </w:r>
+          </w:p>
+        </w:tc>
+      </w:tr>
+      <w:tr>
+        <w:tc>
+          <w:tcPr>
+            <w:tcW w:w="1800" w:type="dxa"/>
+          </w:tcPr>
+          <w:p>
+            <w:r>
+              <w:t>IV</w:t>
+            </w:r>
+          </w:p>
+        </w:tc>
+        <w:tc>
+          <w:tcPr>
+            <w:tcW w:w="1800" w:type="dxa"/>
+          </w:tcPr>
+          <w:p>
+            <w:r>
+              <w:t>300</w:t>
+            </w:r>
+          </w:p>
+        </w:tc>
+        <w:tc>
+          <w:tcPr>
+            <w:tcW w:w="1800" w:type="dxa"/>
+          </w:tcPr>
+          <w:p>
+            <w:r>
+              <w:t>SQ learning (L1 penalty)</w:t>
+            </w:r>
+          </w:p>
+        </w:tc>
+        <w:tc>
+          <w:tcPr>
+            <w:tcW w:w="1800" w:type="dxa"/>
+          </w:tcPr>
+          <w:p>
+            <w:r>
+              <w:t>0.000 (0.000)</w:t>
+            </w:r>
+          </w:p>
+        </w:tc>
+        <w:tc>
+          <w:tcPr>
+            <w:tcW w:w="1800" w:type="dxa"/>
+          </w:tcPr>
+          <w:p>
+            <w:r>
+              <w:t/>
+            </w:r>
+          </w:p>
+        </w:tc>
+      </w:tr>
+      <w:tr>
+        <w:tc>
+          <w:tcPr>
+            <w:tcW w:w="1800" w:type="dxa"/>
+          </w:tcPr>
+          <w:p>
+            <w:r>
+              <w:t>IV</w:t>
+            </w:r>
+          </w:p>
+        </w:tc>
+        <w:tc>
+          <w:tcPr>
+            <w:tcW w:w="1800" w:type="dxa"/>
+          </w:tcPr>
+          <w:p>
+            <w:r>
+              <w:t>500</w:t>
+            </w:r>
+          </w:p>
+        </w:tc>
+        <w:tc>
+          <w:tcPr>
+            <w:tcW w:w="1800" w:type="dxa"/>
+          </w:tcPr>
+          <w:p>
+            <w:r>
+              <w:t>SQ learning (L1 penalty)</w:t>
+            </w:r>
+          </w:p>
+        </w:tc>
+        <w:tc>
+          <w:tcPr>
+            <w:tcW w:w="1800" w:type="dxa"/>
+          </w:tcPr>
+          <w:p>
+            <w:r>
+              <w:t>0.000 (0.000)</w:t>
+            </w:r>
+          </w:p>
+        </w:tc>
+        <w:tc>
+          <w:tcPr>
+            <w:tcW w:w="1800" w:type="dxa"/>
+          </w:tcPr>
+          <w:p>
+            <w:r>
+              <w:t/>
+            </w:r>
+          </w:p>
+        </w:tc>
+      </w:tr>
+      <w:tr>
+        <w:tc>
+          <w:tcPr>
+            <w:tcW w:w="1800" w:type="dxa"/>
+          </w:tcPr>
+          <w:p>
+            <w:r>
+              <w:t>IV</w:t>
+            </w:r>
+          </w:p>
+        </w:tc>
+        <w:tc>
+          <w:tcPr>
+            <w:tcW w:w="1800" w:type="dxa"/>
+          </w:tcPr>
+          <w:p>
+            <w:r>
+              <w:t>1000</w:t>
+            </w:r>
+          </w:p>
+        </w:tc>
+        <w:tc>
+          <w:tcPr>
+            <w:tcW w:w="1800" w:type="dxa"/>
+          </w:tcPr>
+          <w:p>
+            <w:r>
+              <w:t>SQ learning (L1 penalty)</w:t>
+            </w:r>
+          </w:p>
+        </w:tc>
+        <w:tc>
+          <w:tcPr>
+            <w:tcW w:w="1800" w:type="dxa"/>
+          </w:tcPr>
+          <w:p>
+            <w:r>
+              <w:t>0.000 (0.000)</w:t>
+            </w:r>
+          </w:p>
+        </w:tc>
+        <w:tc>
+          <w:tcPr>
+            <w:tcW w:w="1800" w:type="dxa"/>
+          </w:tcPr>
+          <w:p>
+            <w:r>
+              <w:t/>
+            </w:r>
+          </w:p>
+        </w:tc>
+      </w:tr>
+      <w:tr>
+        <w:tc>
+          <w:tcPr>
+            <w:tcW w:w="1800" w:type="dxa"/>
+          </w:tcPr>
+          <w:p>
+            <w:r>
+              <w:t>Suppl IV No Shared</w:t>
+            </w:r>
+          </w:p>
+        </w:tc>
+        <w:tc>
+          <w:tcPr>
+            <w:tcW w:w="1800" w:type="dxa"/>
+          </w:tcPr>
+          <w:p>
+            <w:r>
+              <w:t>100</w:t>
+            </w:r>
+          </w:p>
+        </w:tc>
+        <w:tc>
+          <w:tcPr>
+            <w:tcW w:w="1800" w:type="dxa"/>
+          </w:tcPr>
+          <w:p>
+            <w:r>
+              <w:t>SQ learning (L1 penalty)</w:t>
+            </w:r>
+          </w:p>
+        </w:tc>
+        <w:tc>
+          <w:tcPr>
+            <w:tcW w:w="1800" w:type="dxa"/>
+          </w:tcPr>
+          <w:p>
+            <w:r>
+              <w:t/>
+            </w:r>
+          </w:p>
+        </w:tc>
+        <w:tc>
+          <w:tcPr>
+            <w:tcW w:w="1800" w:type="dxa"/>
+          </w:tcPr>
+          <w:p>
+            <w:r>
+              <w:t>0.000 (0.000)</w:t>
+            </w:r>
+          </w:p>
+        </w:tc>
+      </w:tr>
+      <w:tr>
+        <w:tc>
+          <w:tcPr>
+            <w:tcW w:w="1800" w:type="dxa"/>
+          </w:tcPr>
+          <w:p>
+            <w:r>
+              <w:t>Suppl IV No Shared</w:t>
+            </w:r>
+          </w:p>
+        </w:tc>
+        <w:tc>
+          <w:tcPr>
+            <w:tcW w:w="1800" w:type="dxa"/>
+          </w:tcPr>
+          <w:p>
+            <w:r>
+              <w:t>300</w:t>
+            </w:r>
+          </w:p>
+        </w:tc>
+        <w:tc>
+          <w:tcPr>
+            <w:tcW w:w="1800" w:type="dxa"/>
+          </w:tcPr>
+          <w:p>
+            <w:r>
+              <w:t>SQ learning (L1 penalty)</w:t>
+            </w:r>
+          </w:p>
+        </w:tc>
+        <w:tc>
+          <w:tcPr>
+            <w:tcW w:w="1800" w:type="dxa"/>
+          </w:tcPr>
+          <w:p>
+            <w:r>
+              <w:t/>
+            </w:r>
+          </w:p>
+        </w:tc>
+        <w:tc>
+          <w:tcPr>
+            <w:tcW w:w="1800" w:type="dxa"/>
+          </w:tcPr>
+          <w:p>
+            <w:r>
+              <w:t>0.000 (0.000)</w:t>
+            </w:r>
+          </w:p>
+        </w:tc>
+      </w:tr>
+      <w:tr>
+        <w:tc>
+          <w:tcPr>
+            <w:tcW w:w="1800" w:type="dxa"/>
+          </w:tcPr>
+          <w:p>
+            <w:r>
+              <w:t>Suppl IV No Shared</w:t>
+            </w:r>
+          </w:p>
+        </w:tc>
+        <w:tc>
+          <w:tcPr>
+            <w:tcW w:w="1800" w:type="dxa"/>
+          </w:tcPr>
+          <w:p>
+            <w:r>
+              <w:t>500</w:t>
+            </w:r>
+          </w:p>
+        </w:tc>
+        <w:tc>
+          <w:tcPr>
+            <w:tcW w:w="1800" w:type="dxa"/>
+          </w:tcPr>
+          <w:p>
+            <w:r>
+              <w:t>SQ learning (L1 penalty)</w:t>
+            </w:r>
+          </w:p>
+        </w:tc>
+        <w:tc>
+          <w:tcPr>
+            <w:tcW w:w="1800" w:type="dxa"/>
+          </w:tcPr>
+          <w:p>
+            <w:r>
+              <w:t/>
+            </w:r>
+          </w:p>
+        </w:tc>
+        <w:tc>
+          <w:tcPr>
+            <w:tcW w:w="1800" w:type="dxa"/>
+          </w:tcPr>
+          <w:p>
+            <w:r>
+              <w:t>0.000 (0.000)</w:t>
+            </w:r>
+          </w:p>
+        </w:tc>
+      </w:tr>
+      <w:tr>
+        <w:tc>
+          <w:tcPr>
+            <w:tcW w:w="1800" w:type="dxa"/>
+          </w:tcPr>
+          <w:p>
+            <w:r>
+              <w:t>Suppl IV No Shared</w:t>
+            </w:r>
+          </w:p>
+        </w:tc>
+        <w:tc>
+          <w:tcPr>
+            <w:tcW w:w="1800" w:type="dxa"/>
+          </w:tcPr>
+          <w:p>
+            <w:r>
+              <w:t>1000</w:t>
+            </w:r>
+          </w:p>
+        </w:tc>
+        <w:tc>
+          <w:tcPr>
+            <w:tcW w:w="1800" w:type="dxa"/>
+          </w:tcPr>
+          <w:p>
+            <w:r>
+              <w:t>SQ learning (L1 penalty)</w:t>
+            </w:r>
+          </w:p>
+        </w:tc>
+        <w:tc>
+          <w:tcPr>
+            <w:tcW w:w="1800" w:type="dxa"/>
+          </w:tcPr>
+          <w:p>
+            <w:r>
+              <w:t/>
+            </w:r>
+          </w:p>
+        </w:tc>
+        <w:tc>
+          <w:tcPr>
+            <w:tcW w:w="1800" w:type="dxa"/>
+          </w:tcPr>
+          <w:p>
+            <w:r>
+              <w:t>0.000 (0.000)</w:t>
+            </w:r>
+          </w:p>
+        </w:tc>
+      </w:tr>
     </w:tbl>
     <w:p>
       <w:r>
@@ -2792,6 +3208,1273 @@
         </w:tc>
       </w:tr>
     </w:tbl>
+    <w:p>
+      <w:r>
+        <w:rPr>
+          <w:b/>
+        </w:rPr>
+        <w:t>Supplementary simulation results for Setting IV No Shared.</w:t>
+      </w:r>
+    </w:p>
+    <w:tbl>
+      <w:tblPr>
+        <w:tblStyle w:val="TableGrid"/>
+        <w:tblW w:w="0" w:type="auto"/>
+        <w:tblBorders>
+          <w:top w:val="single" w:sz="4" w:space="0" w:color="auto"/>
+          <w:left w:val="single" w:sz="4" w:space="0" w:color="auto"/>
+          <w:bottom w:val="single" w:sz="4" w:space="0" w:color="auto"/>
+          <w:right w:val="single" w:sz="4" w:space="0" w:color="auto"/>
+          <w:insideH w:val="single" w:sz="4" w:space="0" w:color="auto"/>
+          <w:insideV w:val="single" w:sz="4" w:space="0" w:color="auto"/>
+        </w:tblBorders>
+      </w:tblPr>
+      <w:tr>
+        <w:tc>
+          <w:tcPr>
+            <w:tcW w:w="1800" w:type="dxa"/>
+          </w:tcPr>
+          <w:p>
+            <w:r>
+              <w:rPr>
+                <w:b/>
+              </w:rPr>
+              <w:t>setting</w:t>
+            </w:r>
+          </w:p>
+        </w:tc>
+        <w:tc>
+          <w:tcPr>
+            <w:tcW w:w="1800" w:type="dxa"/>
+          </w:tcPr>
+          <w:p>
+            <w:r>
+              <w:rPr>
+                <w:b/>
+              </w:rPr>
+              <w:t>n</w:t>
+            </w:r>
+          </w:p>
+        </w:tc>
+        <w:tc>
+          <w:tcPr>
+            <w:tcW w:w="1800" w:type="dxa"/>
+          </w:tcPr>
+          <w:p>
+            <w:r>
+              <w:rPr>
+                <w:b/>
+              </w:rPr>
+              <w:t>method</w:t>
+            </w:r>
+          </w:p>
+        </w:tc>
+        <w:tc>
+          <w:tcPr>
+            <w:tcW w:w="1800" w:type="dxa"/>
+          </w:tcPr>
+          <w:p>
+            <w:r>
+              <w:rPr>
+                <w:b/>
+              </w:rPr>
+              <w:t>allocation_matching</w:t>
+            </w:r>
+          </w:p>
+        </w:tc>
+        <w:tc>
+          <w:tcPr>
+            <w:tcW w:w="1800" w:type="dxa"/>
+          </w:tcPr>
+          <w:p>
+            <w:r>
+              <w:rPr>
+                <w:b/>
+              </w:rPr>
+              <w:t>weighted_allocation_matching</w:t>
+            </w:r>
+          </w:p>
+        </w:tc>
+        <w:tc>
+          <w:tcPr>
+            <w:tcW w:w="1800" w:type="dxa"/>
+          </w:tcPr>
+          <w:p>
+            <w:r>
+              <w:rPr>
+                <w:b/>
+              </w:rPr>
+              <w:t>a_ff_match</w:t>
+            </w:r>
+          </w:p>
+        </w:tc>
+        <w:tc>
+          <w:tcPr>
+            <w:tcW w:w="1800" w:type="dxa"/>
+          </w:tcPr>
+          <w:p>
+            <w:r>
+              <w:rPr>
+                <w:b/>
+              </w:rPr>
+              <w:t>mean_abs_bias</w:t>
+            </w:r>
+          </w:p>
+        </w:tc>
+      </w:tr>
+      <w:tr>
+        <w:tc>
+          <w:tcPr>
+            <w:tcW w:w="1800" w:type="dxa"/>
+          </w:tcPr>
+          <w:p>
+            <w:r>
+              <w:t>Suppl IV No Shared</w:t>
+            </w:r>
+          </w:p>
+        </w:tc>
+        <w:tc>
+          <w:tcPr>
+            <w:tcW w:w="1800" w:type="dxa"/>
+          </w:tcPr>
+          <w:p>
+            <w:r>
+              <w:t>100</w:t>
+            </w:r>
+          </w:p>
+        </w:tc>
+        <w:tc>
+          <w:tcPr>
+            <w:tcW w:w="1800" w:type="dxa"/>
+          </w:tcPr>
+          <w:p>
+            <w:r>
+              <w:t>Q learning</w:t>
+            </w:r>
+          </w:p>
+        </w:tc>
+        <w:tc>
+          <w:tcPr>
+            <w:tcW w:w="1800" w:type="dxa"/>
+          </w:tcPr>
+          <w:p>
+            <w:r>
+              <w:t>0.387 (0.242)</w:t>
+            </w:r>
+          </w:p>
+        </w:tc>
+        <w:tc>
+          <w:tcPr>
+            <w:tcW w:w="1800" w:type="dxa"/>
+          </w:tcPr>
+          <w:p>
+            <w:r>
+              <w:t>0.790 (0.095)</w:t>
+            </w:r>
+          </w:p>
+        </w:tc>
+        <w:tc>
+          <w:tcPr>
+            <w:tcW w:w="1800" w:type="dxa"/>
+          </w:tcPr>
+          <w:p>
+            <w:r>
+              <w:t>0.918 (0.075)</w:t>
+            </w:r>
+          </w:p>
+        </w:tc>
+        <w:tc>
+          <w:tcPr>
+            <w:tcW w:w="1800" w:type="dxa"/>
+          </w:tcPr>
+          <w:p>
+            <w:r>
+              <w:t>0.146308255910489</w:t>
+            </w:r>
+          </w:p>
+        </w:tc>
+      </w:tr>
+      <w:tr>
+        <w:tc>
+          <w:tcPr>
+            <w:tcW w:w="1800" w:type="dxa"/>
+          </w:tcPr>
+          <w:p>
+            <w:r>
+              <w:t>Suppl IV No Shared</w:t>
+            </w:r>
+          </w:p>
+        </w:tc>
+        <w:tc>
+          <w:tcPr>
+            <w:tcW w:w="1800" w:type="dxa"/>
+          </w:tcPr>
+          <w:p>
+            <w:r>
+              <w:t>100</w:t>
+            </w:r>
+          </w:p>
+        </w:tc>
+        <w:tc>
+          <w:tcPr>
+            <w:tcW w:w="1800" w:type="dxa"/>
+          </w:tcPr>
+          <w:p>
+            <w:r>
+              <w:t>Q shared</w:t>
+            </w:r>
+          </w:p>
+        </w:tc>
+        <w:tc>
+          <w:tcPr>
+            <w:tcW w:w="1800" w:type="dxa"/>
+          </w:tcPr>
+          <w:p>
+            <w:r>
+              <w:t>0.097 (0.114)</w:t>
+            </w:r>
+          </w:p>
+        </w:tc>
+        <w:tc>
+          <w:tcPr>
+            <w:tcW w:w="1800" w:type="dxa"/>
+          </w:tcPr>
+          <w:p>
+            <w:r>
+              <w:t>0.644 (0.084)</w:t>
+            </w:r>
+          </w:p>
+        </w:tc>
+        <w:tc>
+          <w:tcPr>
+            <w:tcW w:w="1800" w:type="dxa"/>
+          </w:tcPr>
+          <w:p>
+            <w:r>
+              <w:t>0.754 (0.137)</w:t>
+            </w:r>
+          </w:p>
+        </w:tc>
+        <w:tc>
+          <w:tcPr>
+            <w:tcW w:w="1800" w:type="dxa"/>
+          </w:tcPr>
+          <w:p>
+            <w:r>
+              <w:t>0.23099314820603</w:t>
+            </w:r>
+          </w:p>
+        </w:tc>
+      </w:tr>
+      <w:tr>
+        <w:tc>
+          <w:tcPr>
+            <w:tcW w:w="1800" w:type="dxa"/>
+          </w:tcPr>
+          <w:p>
+            <w:r>
+              <w:t>Suppl IV No Shared</w:t>
+            </w:r>
+          </w:p>
+        </w:tc>
+        <w:tc>
+          <w:tcPr>
+            <w:tcW w:w="1800" w:type="dxa"/>
+          </w:tcPr>
+          <w:p>
+            <w:r>
+              <w:t>100</w:t>
+            </w:r>
+          </w:p>
+        </w:tc>
+        <w:tc>
+          <w:tcPr>
+            <w:tcW w:w="1800" w:type="dxa"/>
+          </w:tcPr>
+          <w:p>
+            <w:r>
+              <w:t>SQ learning (L1 penalty)</w:t>
+            </w:r>
+          </w:p>
+        </w:tc>
+        <w:tc>
+          <w:tcPr>
+            <w:tcW w:w="1800" w:type="dxa"/>
+          </w:tcPr>
+          <w:p>
+            <w:r>
+              <w:t>0.321 (0.233)</w:t>
+            </w:r>
+          </w:p>
+        </w:tc>
+        <w:tc>
+          <w:tcPr>
+            <w:tcW w:w="1800" w:type="dxa"/>
+          </w:tcPr>
+          <w:p>
+            <w:r>
+              <w:t>0.763 (0.097)</w:t>
+            </w:r>
+          </w:p>
+        </w:tc>
+        <w:tc>
+          <w:tcPr>
+            <w:tcW w:w="1800" w:type="dxa"/>
+          </w:tcPr>
+          <w:p>
+            <w:r>
+              <w:t>0.893 (0.080)</w:t>
+            </w:r>
+          </w:p>
+        </w:tc>
+        <w:tc>
+          <w:tcPr>
+            <w:tcW w:w="1800" w:type="dxa"/>
+          </w:tcPr>
+          <w:p>
+            <w:r>
+              <w:t>0.152462225709301</w:t>
+            </w:r>
+          </w:p>
+        </w:tc>
+      </w:tr>
+      <w:tr>
+        <w:tc>
+          <w:tcPr>
+            <w:tcW w:w="1800" w:type="dxa"/>
+          </w:tcPr>
+          <w:p>
+            <w:r>
+              <w:t>Suppl IV No Shared</w:t>
+            </w:r>
+          </w:p>
+        </w:tc>
+        <w:tc>
+          <w:tcPr>
+            <w:tcW w:w="1800" w:type="dxa"/>
+          </w:tcPr>
+          <w:p>
+            <w:r>
+              <w:t>100</w:t>
+            </w:r>
+          </w:p>
+        </w:tc>
+        <w:tc>
+          <w:tcPr>
+            <w:tcW w:w="1800" w:type="dxa"/>
+          </w:tcPr>
+          <w:p>
+            <w:r>
+              <w:t>SQ learning (L2 penalty)</w:t>
+            </w:r>
+          </w:p>
+        </w:tc>
+        <w:tc>
+          <w:tcPr>
+            <w:tcW w:w="1800" w:type="dxa"/>
+          </w:tcPr>
+          <w:p>
+            <w:r>
+              <w:t>0.314 (0.218)</w:t>
+            </w:r>
+          </w:p>
+        </w:tc>
+        <w:tc>
+          <w:tcPr>
+            <w:tcW w:w="1800" w:type="dxa"/>
+          </w:tcPr>
+          <w:p>
+            <w:r>
+              <w:t>0.761 (0.092)</w:t>
+            </w:r>
+          </w:p>
+        </w:tc>
+        <w:tc>
+          <w:tcPr>
+            <w:tcW w:w="1800" w:type="dxa"/>
+          </w:tcPr>
+          <w:p>
+            <w:r>
+              <w:t>0.892 (0.081)</w:t>
+            </w:r>
+          </w:p>
+        </w:tc>
+        <w:tc>
+          <w:tcPr>
+            <w:tcW w:w="1800" w:type="dxa"/>
+          </w:tcPr>
+          <w:p>
+            <w:r>
+              <w:t>0.146260800809801</w:t>
+            </w:r>
+          </w:p>
+        </w:tc>
+      </w:tr>
+      <w:tr>
+        <w:tc>
+          <w:tcPr>
+            <w:tcW w:w="1800" w:type="dxa"/>
+          </w:tcPr>
+          <w:p>
+            <w:r>
+              <w:t>Suppl IV No Shared</w:t>
+            </w:r>
+          </w:p>
+        </w:tc>
+        <w:tc>
+          <w:tcPr>
+            <w:tcW w:w="1800" w:type="dxa"/>
+          </w:tcPr>
+          <w:p>
+            <w:r>
+              <w:t>300</w:t>
+            </w:r>
+          </w:p>
+        </w:tc>
+        <w:tc>
+          <w:tcPr>
+            <w:tcW w:w="1800" w:type="dxa"/>
+          </w:tcPr>
+          <w:p>
+            <w:r>
+              <w:t>Q learning</w:t>
+            </w:r>
+          </w:p>
+        </w:tc>
+        <w:tc>
+          <w:tcPr>
+            <w:tcW w:w="1800" w:type="dxa"/>
+          </w:tcPr>
+          <w:p>
+            <w:r>
+              <w:t>0.601 (0.238)</w:t>
+            </w:r>
+          </w:p>
+        </w:tc>
+        <w:tc>
+          <w:tcPr>
+            <w:tcW w:w="1800" w:type="dxa"/>
+          </w:tcPr>
+          <w:p>
+            <w:r>
+              <w:t>0.868 (0.082)</w:t>
+            </w:r>
+          </w:p>
+        </w:tc>
+        <w:tc>
+          <w:tcPr>
+            <w:tcW w:w="1800" w:type="dxa"/>
+          </w:tcPr>
+          <w:p>
+            <w:r>
+              <w:t>0.974 (0.040)</w:t>
+            </w:r>
+          </w:p>
+        </w:tc>
+        <w:tc>
+          <w:tcPr>
+            <w:tcW w:w="1800" w:type="dxa"/>
+          </w:tcPr>
+          <w:p>
+            <w:r>
+              <w:t>0.0846080036240941</w:t>
+            </w:r>
+          </w:p>
+        </w:tc>
+      </w:tr>
+      <w:tr>
+        <w:tc>
+          <w:tcPr>
+            <w:tcW w:w="1800" w:type="dxa"/>
+          </w:tcPr>
+          <w:p>
+            <w:r>
+              <w:t>Suppl IV No Shared</w:t>
+            </w:r>
+          </w:p>
+        </w:tc>
+        <w:tc>
+          <w:tcPr>
+            <w:tcW w:w="1800" w:type="dxa"/>
+          </w:tcPr>
+          <w:p>
+            <w:r>
+              <w:t>300</w:t>
+            </w:r>
+          </w:p>
+        </w:tc>
+        <w:tc>
+          <w:tcPr>
+            <w:tcW w:w="1800" w:type="dxa"/>
+          </w:tcPr>
+          <w:p>
+            <w:r>
+              <w:t>Q shared</w:t>
+            </w:r>
+          </w:p>
+        </w:tc>
+        <w:tc>
+          <w:tcPr>
+            <w:tcW w:w="1800" w:type="dxa"/>
+          </w:tcPr>
+          <w:p>
+            <w:r>
+              <w:t>0.170 (0.115)</w:t>
+            </w:r>
+          </w:p>
+        </w:tc>
+        <w:tc>
+          <w:tcPr>
+            <w:tcW w:w="1800" w:type="dxa"/>
+          </w:tcPr>
+          <w:p>
+            <w:r>
+              <w:t>0.701 (0.066)</w:t>
+            </w:r>
+          </w:p>
+        </w:tc>
+        <w:tc>
+          <w:tcPr>
+            <w:tcW w:w="1800" w:type="dxa"/>
+          </w:tcPr>
+          <w:p>
+            <w:r>
+              <w:t>0.811 (0.071)</w:t>
+            </w:r>
+          </w:p>
+        </w:tc>
+        <w:tc>
+          <w:tcPr>
+            <w:tcW w:w="1800" w:type="dxa"/>
+          </w:tcPr>
+          <w:p>
+            <w:r>
+              <w:t>0.2047568943675</w:t>
+            </w:r>
+          </w:p>
+        </w:tc>
+      </w:tr>
+      <w:tr>
+        <w:tc>
+          <w:tcPr>
+            <w:tcW w:w="1800" w:type="dxa"/>
+          </w:tcPr>
+          <w:p>
+            <w:r>
+              <w:t>Suppl IV No Shared</w:t>
+            </w:r>
+          </w:p>
+        </w:tc>
+        <w:tc>
+          <w:tcPr>
+            <w:tcW w:w="1800" w:type="dxa"/>
+          </w:tcPr>
+          <w:p>
+            <w:r>
+              <w:t>300</w:t>
+            </w:r>
+          </w:p>
+        </w:tc>
+        <w:tc>
+          <w:tcPr>
+            <w:tcW w:w="1800" w:type="dxa"/>
+          </w:tcPr>
+          <w:p>
+            <w:r>
+              <w:t>SQ learning (L1 penalty)</w:t>
+            </w:r>
+          </w:p>
+        </w:tc>
+        <w:tc>
+          <w:tcPr>
+            <w:tcW w:w="1800" w:type="dxa"/>
+          </w:tcPr>
+          <w:p>
+            <w:r>
+              <w:t>0.500 (0.233)</w:t>
+            </w:r>
+          </w:p>
+        </w:tc>
+        <w:tc>
+          <w:tcPr>
+            <w:tcW w:w="1800" w:type="dxa"/>
+          </w:tcPr>
+          <w:p>
+            <w:r>
+              <w:t>0.833 (0.083)</w:t>
+            </w:r>
+          </w:p>
+        </w:tc>
+        <w:tc>
+          <w:tcPr>
+            <w:tcW w:w="1800" w:type="dxa"/>
+          </w:tcPr>
+          <w:p>
+            <w:r>
+              <w:t>0.960 (0.052)</w:t>
+            </w:r>
+          </w:p>
+        </w:tc>
+        <w:tc>
+          <w:tcPr>
+            <w:tcW w:w="1800" w:type="dxa"/>
+          </w:tcPr>
+          <w:p>
+            <w:r>
+              <w:t>0.0965314670864797</w:t>
+            </w:r>
+          </w:p>
+        </w:tc>
+      </w:tr>
+      <w:tr>
+        <w:tc>
+          <w:tcPr>
+            <w:tcW w:w="1800" w:type="dxa"/>
+          </w:tcPr>
+          <w:p>
+            <w:r>
+              <w:t>Suppl IV No Shared</w:t>
+            </w:r>
+          </w:p>
+        </w:tc>
+        <w:tc>
+          <w:tcPr>
+            <w:tcW w:w="1800" w:type="dxa"/>
+          </w:tcPr>
+          <w:p>
+            <w:r>
+              <w:t>300</w:t>
+            </w:r>
+          </w:p>
+        </w:tc>
+        <w:tc>
+          <w:tcPr>
+            <w:tcW w:w="1800" w:type="dxa"/>
+          </w:tcPr>
+          <w:p>
+            <w:r>
+              <w:t>SQ learning (L2 penalty)</w:t>
+            </w:r>
+          </w:p>
+        </w:tc>
+        <w:tc>
+          <w:tcPr>
+            <w:tcW w:w="1800" w:type="dxa"/>
+          </w:tcPr>
+          <w:p>
+            <w:r>
+              <w:t>0.469 (0.229)</w:t>
+            </w:r>
+          </w:p>
+        </w:tc>
+        <w:tc>
+          <w:tcPr>
+            <w:tcW w:w="1800" w:type="dxa"/>
+          </w:tcPr>
+          <w:p>
+            <w:r>
+              <w:t>0.821 (0.083)</w:t>
+            </w:r>
+          </w:p>
+        </w:tc>
+        <w:tc>
+          <w:tcPr>
+            <w:tcW w:w="1800" w:type="dxa"/>
+          </w:tcPr>
+          <w:p>
+            <w:r>
+              <w:t>0.956 (0.054)</w:t>
+            </w:r>
+          </w:p>
+        </w:tc>
+        <w:tc>
+          <w:tcPr>
+            <w:tcW w:w="1800" w:type="dxa"/>
+          </w:tcPr>
+          <w:p>
+            <w:r>
+              <w:t>0.0953629800373925</w:t>
+            </w:r>
+          </w:p>
+        </w:tc>
+      </w:tr>
+      <w:tr>
+        <w:tc>
+          <w:tcPr>
+            <w:tcW w:w="1800" w:type="dxa"/>
+          </w:tcPr>
+          <w:p>
+            <w:r>
+              <w:t>Suppl IV No Shared</w:t>
+            </w:r>
+          </w:p>
+        </w:tc>
+        <w:tc>
+          <w:tcPr>
+            <w:tcW w:w="1800" w:type="dxa"/>
+          </w:tcPr>
+          <w:p>
+            <w:r>
+              <w:t>500</w:t>
+            </w:r>
+          </w:p>
+        </w:tc>
+        <w:tc>
+          <w:tcPr>
+            <w:tcW w:w="1800" w:type="dxa"/>
+          </w:tcPr>
+          <w:p>
+            <w:r>
+              <w:t>Q learning</w:t>
+            </w:r>
+          </w:p>
+        </w:tc>
+        <w:tc>
+          <w:tcPr>
+            <w:tcW w:w="1800" w:type="dxa"/>
+          </w:tcPr>
+          <w:p>
+            <w:r>
+              <w:t>0.712 (0.209)</w:t>
+            </w:r>
+          </w:p>
+        </w:tc>
+        <w:tc>
+          <w:tcPr>
+            <w:tcW w:w="1800" w:type="dxa"/>
+          </w:tcPr>
+          <w:p>
+            <w:r>
+              <w:t>0.905 (0.072)</w:t>
+            </w:r>
+          </w:p>
+        </w:tc>
+        <w:tc>
+          <w:tcPr>
+            <w:tcW w:w="1800" w:type="dxa"/>
+          </w:tcPr>
+          <w:p>
+            <w:r>
+              <w:t>0.980 (0.036)</w:t>
+            </w:r>
+          </w:p>
+        </w:tc>
+        <w:tc>
+          <w:tcPr>
+            <w:tcW w:w="1800" w:type="dxa"/>
+          </w:tcPr>
+          <w:p>
+            <w:r>
+              <w:t>0.0633860480968314</w:t>
+            </w:r>
+          </w:p>
+        </w:tc>
+      </w:tr>
+      <w:tr>
+        <w:tc>
+          <w:tcPr>
+            <w:tcW w:w="1800" w:type="dxa"/>
+          </w:tcPr>
+          <w:p>
+            <w:r>
+              <w:t>Suppl IV No Shared</w:t>
+            </w:r>
+          </w:p>
+        </w:tc>
+        <w:tc>
+          <w:tcPr>
+            <w:tcW w:w="1800" w:type="dxa"/>
+          </w:tcPr>
+          <w:p>
+            <w:r>
+              <w:t>500</w:t>
+            </w:r>
+          </w:p>
+        </w:tc>
+        <w:tc>
+          <w:tcPr>
+            <w:tcW w:w="1800" w:type="dxa"/>
+          </w:tcPr>
+          <w:p>
+            <w:r>
+              <w:t>Q shared</w:t>
+            </w:r>
+          </w:p>
+        </w:tc>
+        <w:tc>
+          <w:tcPr>
+            <w:tcW w:w="1800" w:type="dxa"/>
+          </w:tcPr>
+          <w:p>
+            <w:r>
+              <w:t>0.199 (0.105)</w:t>
+            </w:r>
+          </w:p>
+        </w:tc>
+        <w:tc>
+          <w:tcPr>
+            <w:tcW w:w="1800" w:type="dxa"/>
+          </w:tcPr>
+          <w:p>
+            <w:r>
+              <w:t>0.719 (0.056)</w:t>
+            </w:r>
+          </w:p>
+        </w:tc>
+        <w:tc>
+          <w:tcPr>
+            <w:tcW w:w="1800" w:type="dxa"/>
+          </w:tcPr>
+          <w:p>
+            <w:r>
+              <w:t>0.823 (0.054)</w:t>
+            </w:r>
+          </w:p>
+        </w:tc>
+        <w:tc>
+          <w:tcPr>
+            <w:tcW w:w="1800" w:type="dxa"/>
+          </w:tcPr>
+          <w:p>
+            <w:r>
+              <w:t>0.19613902029022</w:t>
+            </w:r>
+          </w:p>
+        </w:tc>
+      </w:tr>
+      <w:tr>
+        <w:tc>
+          <w:tcPr>
+            <w:tcW w:w="1800" w:type="dxa"/>
+          </w:tcPr>
+          <w:p>
+            <w:r>
+              <w:t>Suppl IV No Shared</w:t>
+            </w:r>
+          </w:p>
+        </w:tc>
+        <w:tc>
+          <w:tcPr>
+            <w:tcW w:w="1800" w:type="dxa"/>
+          </w:tcPr>
+          <w:p>
+            <w:r>
+              <w:t>500</w:t>
+            </w:r>
+          </w:p>
+        </w:tc>
+        <w:tc>
+          <w:tcPr>
+            <w:tcW w:w="1800" w:type="dxa"/>
+          </w:tcPr>
+          <w:p>
+            <w:r>
+              <w:t>SQ learning (L1 penalty)</w:t>
+            </w:r>
+          </w:p>
+        </w:tc>
+        <w:tc>
+          <w:tcPr>
+            <w:tcW w:w="1800" w:type="dxa"/>
+          </w:tcPr>
+          <w:p>
+            <w:r>
+              <w:t>0.573 (0.218)</w:t>
+            </w:r>
+          </w:p>
+        </w:tc>
+        <w:tc>
+          <w:tcPr>
+            <w:tcW w:w="1800" w:type="dxa"/>
+          </w:tcPr>
+          <w:p>
+            <w:r>
+              <w:t>0.859 (0.076)</w:t>
+            </w:r>
+          </w:p>
+        </w:tc>
+        <w:tc>
+          <w:tcPr>
+            <w:tcW w:w="1800" w:type="dxa"/>
+          </w:tcPr>
+          <w:p>
+            <w:r>
+              <w:t>0.974 (0.043)</w:t>
+            </w:r>
+          </w:p>
+        </w:tc>
+        <w:tc>
+          <w:tcPr>
+            <w:tcW w:w="1800" w:type="dxa"/>
+          </w:tcPr>
+          <w:p>
+            <w:r>
+              <w:t>0.0787531256095479</w:t>
+            </w:r>
+          </w:p>
+        </w:tc>
+      </w:tr>
+      <w:tr>
+        <w:tc>
+          <w:tcPr>
+            <w:tcW w:w="1800" w:type="dxa"/>
+          </w:tcPr>
+          <w:p>
+            <w:r>
+              <w:t>Suppl IV No Shared</w:t>
+            </w:r>
+          </w:p>
+        </w:tc>
+        <w:tc>
+          <w:tcPr>
+            <w:tcW w:w="1800" w:type="dxa"/>
+          </w:tcPr>
+          <w:p>
+            <w:r>
+              <w:t>500</w:t>
+            </w:r>
+          </w:p>
+        </w:tc>
+        <w:tc>
+          <w:tcPr>
+            <w:tcW w:w="1800" w:type="dxa"/>
+          </w:tcPr>
+          <w:p>
+            <w:r>
+              <w:t>SQ learning (L2 penalty)</w:t>
+            </w:r>
+          </w:p>
+        </w:tc>
+        <w:tc>
+          <w:tcPr>
+            <w:tcW w:w="1800" w:type="dxa"/>
+          </w:tcPr>
+          <w:p>
+            <w:r>
+              <w:t>0.532 (0.208)</w:t>
+            </w:r>
+          </w:p>
+        </w:tc>
+        <w:tc>
+          <w:tcPr>
+            <w:tcW w:w="1800" w:type="dxa"/>
+          </w:tcPr>
+          <w:p>
+            <w:r>
+              <w:t>0.844 (0.074)</w:t>
+            </w:r>
+          </w:p>
+        </w:tc>
+        <w:tc>
+          <w:tcPr>
+            <w:tcW w:w="1800" w:type="dxa"/>
+          </w:tcPr>
+          <w:p>
+            <w:r>
+              <w:t>0.971 (0.045)</w:t>
+            </w:r>
+          </w:p>
+        </w:tc>
+        <w:tc>
+          <w:tcPr>
+            <w:tcW w:w="1800" w:type="dxa"/>
+          </w:tcPr>
+          <w:p>
+            <w:r>
+              <w:t>0.0797872260157779</w:t>
+            </w:r>
+          </w:p>
+        </w:tc>
+      </w:tr>
+      <w:tr>
+        <w:tc>
+          <w:tcPr>
+            <w:tcW w:w="1800" w:type="dxa"/>
+          </w:tcPr>
+          <w:p>
+            <w:r>
+              <w:t>Suppl IV No Shared</w:t>
+            </w:r>
+          </w:p>
+        </w:tc>
+        <w:tc>
+          <w:tcPr>
+            <w:tcW w:w="1800" w:type="dxa"/>
+          </w:tcPr>
+          <w:p>
+            <w:r>
+              <w:t>1000</w:t>
+            </w:r>
+          </w:p>
+        </w:tc>
+        <w:tc>
+          <w:tcPr>
+            <w:tcW w:w="1800" w:type="dxa"/>
+          </w:tcPr>
+          <w:p>
+            <w:r>
+              <w:t>Q learning</w:t>
+            </w:r>
+          </w:p>
+        </w:tc>
+        <w:tc>
+          <w:tcPr>
+            <w:tcW w:w="1800" w:type="dxa"/>
+          </w:tcPr>
+          <w:p>
+            <w:r>
+              <w:t>0.825 (0.159)</w:t>
+            </w:r>
+          </w:p>
+        </w:tc>
+        <w:tc>
+          <w:tcPr>
+            <w:tcW w:w="1800" w:type="dxa"/>
+          </w:tcPr>
+          <w:p>
+            <w:r>
+              <w:t>0.943 (0.053)</w:t>
+            </w:r>
+          </w:p>
+        </w:tc>
+        <w:tc>
+          <w:tcPr>
+            <w:tcW w:w="1800" w:type="dxa"/>
+          </w:tcPr>
+          <w:p>
+            <w:r>
+              <w:t>0.989 (0.021)</w:t>
+            </w:r>
+          </w:p>
+        </w:tc>
+        <w:tc>
+          <w:tcPr>
+            <w:tcW w:w="1800" w:type="dxa"/>
+          </w:tcPr>
+          <w:p>
+            <w:r>
+              <w:t>0.0441025477947627</w:t>
+            </w:r>
+          </w:p>
+        </w:tc>
+      </w:tr>
+      <w:tr>
+        <w:tc>
+          <w:tcPr>
+            <w:tcW w:w="1800" w:type="dxa"/>
+          </w:tcPr>
+          <w:p>
+            <w:r>
+              <w:t>Suppl IV No Shared</w:t>
+            </w:r>
+          </w:p>
+        </w:tc>
+        <w:tc>
+          <w:tcPr>
+            <w:tcW w:w="1800" w:type="dxa"/>
+          </w:tcPr>
+          <w:p>
+            <w:r>
+              <w:t>1000</w:t>
+            </w:r>
+          </w:p>
+        </w:tc>
+        <w:tc>
+          <w:tcPr>
+            <w:tcW w:w="1800" w:type="dxa"/>
+          </w:tcPr>
+          <w:p>
+            <w:r>
+              <w:t>Q shared</w:t>
+            </w:r>
+          </w:p>
+        </w:tc>
+        <w:tc>
+          <w:tcPr>
+            <w:tcW w:w="1800" w:type="dxa"/>
+          </w:tcPr>
+          <w:p>
+            <w:r>
+              <w:t>0.246 (0.067)</w:t>
+            </w:r>
+          </w:p>
+        </w:tc>
+        <w:tc>
+          <w:tcPr>
+            <w:tcW w:w="1800" w:type="dxa"/>
+          </w:tcPr>
+          <w:p>
+            <w:r>
+              <w:t>0.744 (0.032)</w:t>
+            </w:r>
+          </w:p>
+        </w:tc>
+        <w:tc>
+          <w:tcPr>
+            <w:tcW w:w="1800" w:type="dxa"/>
+          </w:tcPr>
+          <w:p>
+            <w:r>
+              <w:t>0.833 (0.028)</w:t>
+            </w:r>
+          </w:p>
+        </w:tc>
+        <w:tc>
+          <w:tcPr>
+            <w:tcW w:w="1800" w:type="dxa"/>
+          </w:tcPr>
+          <w:p>
+            <w:r>
+              <w:t>0.188276650545661</w:t>
+            </w:r>
+          </w:p>
+        </w:tc>
+      </w:tr>
+      <w:tr>
+        <w:tc>
+          <w:tcPr>
+            <w:tcW w:w="1800" w:type="dxa"/>
+          </w:tcPr>
+          <w:p>
+            <w:r>
+              <w:t>Suppl IV No Shared</w:t>
+            </w:r>
+          </w:p>
+        </w:tc>
+        <w:tc>
+          <w:tcPr>
+            <w:tcW w:w="1800" w:type="dxa"/>
+          </w:tcPr>
+          <w:p>
+            <w:r>
+              <w:t>1000</w:t>
+            </w:r>
+          </w:p>
+        </w:tc>
+        <w:tc>
+          <w:tcPr>
+            <w:tcW w:w="1800" w:type="dxa"/>
+          </w:tcPr>
+          <w:p>
+            <w:r>
+              <w:t>SQ learning (L1 penalty)</w:t>
+            </w:r>
+          </w:p>
+        </w:tc>
+        <w:tc>
+          <w:tcPr>
+            <w:tcW w:w="1800" w:type="dxa"/>
+          </w:tcPr>
+          <w:p>
+            <w:r>
+              <w:t>0.677 (0.165)</w:t>
+            </w:r>
+          </w:p>
+        </w:tc>
+        <w:tc>
+          <w:tcPr>
+            <w:tcW w:w="1800" w:type="dxa"/>
+          </w:tcPr>
+          <w:p>
+            <w:r>
+              <w:t>0.894 (0.055)</w:t>
+            </w:r>
+          </w:p>
+        </w:tc>
+        <w:tc>
+          <w:tcPr>
+            <w:tcW w:w="1800" w:type="dxa"/>
+          </w:tcPr>
+          <w:p>
+            <w:r>
+              <w:t>0.987 (0.023)</w:t>
+            </w:r>
+          </w:p>
+        </w:tc>
+        <w:tc>
+          <w:tcPr>
+            <w:tcW w:w="1800" w:type="dxa"/>
+          </w:tcPr>
+          <w:p>
+            <w:r>
+              <w:t>0.0641870168459644</w:t>
+            </w:r>
+          </w:p>
+        </w:tc>
+      </w:tr>
+      <w:tr>
+        <w:tc>
+          <w:tcPr>
+            <w:tcW w:w="1800" w:type="dxa"/>
+          </w:tcPr>
+          <w:p>
+            <w:r>
+              <w:t>Suppl IV No Shared</w:t>
+            </w:r>
+          </w:p>
+        </w:tc>
+        <w:tc>
+          <w:tcPr>
+            <w:tcW w:w="1800" w:type="dxa"/>
+          </w:tcPr>
+          <w:p>
+            <w:r>
+              <w:t>1000</w:t>
+            </w:r>
+          </w:p>
+        </w:tc>
+        <w:tc>
+          <w:tcPr>
+            <w:tcW w:w="1800" w:type="dxa"/>
+          </w:tcPr>
+          <w:p>
+            <w:r>
+              <w:t>SQ learning (L2 penalty)</w:t>
+            </w:r>
+          </w:p>
+        </w:tc>
+        <w:tc>
+          <w:tcPr>
+            <w:tcW w:w="1800" w:type="dxa"/>
+          </w:tcPr>
+          <w:p>
+            <w:r>
+              <w:t>0.628 (0.166)</w:t>
+            </w:r>
+          </w:p>
+        </w:tc>
+        <w:tc>
+          <w:tcPr>
+            <w:tcW w:w="1800" w:type="dxa"/>
+          </w:tcPr>
+          <w:p>
+            <w:r>
+              <w:t>0.877 (0.056)</w:t>
+            </w:r>
+          </w:p>
+        </w:tc>
+        <w:tc>
+          <w:tcPr>
+            <w:tcW w:w="1800" w:type="dxa"/>
+          </w:tcPr>
+          <w:p>
+            <w:r>
+              <w:t>0.985 (0.028)</w:t>
+            </w:r>
+          </w:p>
+        </w:tc>
+        <w:tc>
+          <w:tcPr>
+            <w:tcW w:w="1800" w:type="dxa"/>
+          </w:tcPr>
+          <w:p>
+            <w:r>
+              <w:t>0.0677493968107401</w:t>
+            </w:r>
+          </w:p>
+        </w:tc>
+      </w:tr>
+    </w:tbl>
     <w:sectPr>
       <w:pgSz w:w="15840" w:h="12240" w:orient="landscape"/>
       <w:pgMar w:top="720" w:right="720" w:bottom="720" w:left="720" w:header="360" w:footer="360" w:gutter="0"/>

--- a/Simulation_random_walk/Writing/generated_tables/reports_suppl_tables_and_figures_generated.docx
+++ b/Simulation_random_walk/Writing/generated_tables/reports_suppl_tables_and_figures_generated.docx
@@ -110,422 +110,6 @@
           </w:tcPr>
           <w:p>
             <w:r>
-              <w:t>I</w:t>
-            </w:r>
-          </w:p>
-        </w:tc>
-        <w:tc>
-          <w:tcPr>
-            <w:tcW w:w="1800" w:type="dxa"/>
-          </w:tcPr>
-          <w:p>
-            <w:r>
-              <w:t>100</w:t>
-            </w:r>
-          </w:p>
-        </w:tc>
-        <w:tc>
-          <w:tcPr>
-            <w:tcW w:w="1800" w:type="dxa"/>
-          </w:tcPr>
-          <w:p>
-            <w:r>
-              <w:t>SQ learning (L1 penalty)</w:t>
-            </w:r>
-          </w:p>
-        </w:tc>
-        <w:tc>
-          <w:tcPr>
-            <w:tcW w:w="1800" w:type="dxa"/>
-          </w:tcPr>
-          <w:p>
-            <w:r>
-              <w:t>0.630 (0.484)</w:t>
-            </w:r>
-          </w:p>
-        </w:tc>
-        <w:tc>
-          <w:tcPr>
-            <w:tcW w:w="1800" w:type="dxa"/>
-          </w:tcPr>
-          <w:p>
-            <w:r>
-              <w:t>0.000 (0.000)</w:t>
-            </w:r>
-          </w:p>
-        </w:tc>
-      </w:tr>
-      <w:tr>
-        <w:tc>
-          <w:tcPr>
-            <w:tcW w:w="1800" w:type="dxa"/>
-          </w:tcPr>
-          <w:p>
-            <w:r>
-              <w:t>I</w:t>
-            </w:r>
-          </w:p>
-        </w:tc>
-        <w:tc>
-          <w:tcPr>
-            <w:tcW w:w="1800" w:type="dxa"/>
-          </w:tcPr>
-          <w:p>
-            <w:r>
-              <w:t>100</w:t>
-            </w:r>
-          </w:p>
-        </w:tc>
-        <w:tc>
-          <w:tcPr>
-            <w:tcW w:w="1800" w:type="dxa"/>
-          </w:tcPr>
-          <w:p>
-            <w:r>
-              <w:t>Misspecified SQ learning (L1 penalty)</w:t>
-            </w:r>
-          </w:p>
-        </w:tc>
-        <w:tc>
-          <w:tcPr>
-            <w:tcW w:w="1800" w:type="dxa"/>
-          </w:tcPr>
-          <w:p>
-            <w:r>
-              <w:t>0.345 (0.477)</w:t>
-            </w:r>
-          </w:p>
-        </w:tc>
-        <w:tc>
-          <w:tcPr>
-            <w:tcW w:w="1800" w:type="dxa"/>
-          </w:tcPr>
-          <w:p>
-            <w:r>
-              <w:t>0.250 (0.663)</w:t>
-            </w:r>
-          </w:p>
-        </w:tc>
-      </w:tr>
-      <w:tr>
-        <w:tc>
-          <w:tcPr>
-            <w:tcW w:w="1800" w:type="dxa"/>
-          </w:tcPr>
-          <w:p>
-            <w:r>
-              <w:t>I</w:t>
-            </w:r>
-          </w:p>
-        </w:tc>
-        <w:tc>
-          <w:tcPr>
-            <w:tcW w:w="1800" w:type="dxa"/>
-          </w:tcPr>
-          <w:p>
-            <w:r>
-              <w:t>300</w:t>
-            </w:r>
-          </w:p>
-        </w:tc>
-        <w:tc>
-          <w:tcPr>
-            <w:tcW w:w="1800" w:type="dxa"/>
-          </w:tcPr>
-          <w:p>
-            <w:r>
-              <w:t>SQ learning (L1 penalty)</w:t>
-            </w:r>
-          </w:p>
-        </w:tc>
-        <w:tc>
-          <w:tcPr>
-            <w:tcW w:w="1800" w:type="dxa"/>
-          </w:tcPr>
-          <w:p>
-            <w:r>
-              <w:t>0.610 (0.489)</w:t>
-            </w:r>
-          </w:p>
-        </w:tc>
-        <w:tc>
-          <w:tcPr>
-            <w:tcW w:w="1800" w:type="dxa"/>
-          </w:tcPr>
-          <w:p>
-            <w:r>
-              <w:t>0.000 (0.000)</w:t>
-            </w:r>
-          </w:p>
-        </w:tc>
-      </w:tr>
-      <w:tr>
-        <w:tc>
-          <w:tcPr>
-            <w:tcW w:w="1800" w:type="dxa"/>
-          </w:tcPr>
-          <w:p>
-            <w:r>
-              <w:t>I</w:t>
-            </w:r>
-          </w:p>
-        </w:tc>
-        <w:tc>
-          <w:tcPr>
-            <w:tcW w:w="1800" w:type="dxa"/>
-          </w:tcPr>
-          <w:p>
-            <w:r>
-              <w:t>300</w:t>
-            </w:r>
-          </w:p>
-        </w:tc>
-        <w:tc>
-          <w:tcPr>
-            <w:tcW w:w="1800" w:type="dxa"/>
-          </w:tcPr>
-          <w:p>
-            <w:r>
-              <w:t>Misspecified SQ learning (L1 penalty)</w:t>
-            </w:r>
-          </w:p>
-        </w:tc>
-        <w:tc>
-          <w:tcPr>
-            <w:tcW w:w="1800" w:type="dxa"/>
-          </w:tcPr>
-          <w:p>
-            <w:r>
-              <w:t>0.230 (0.422)</w:t>
-            </w:r>
-          </w:p>
-        </w:tc>
-        <w:tc>
-          <w:tcPr>
-            <w:tcW w:w="1800" w:type="dxa"/>
-          </w:tcPr>
-          <w:p>
-            <w:r>
-              <w:t>0.000 (0.000)</w:t>
-            </w:r>
-          </w:p>
-        </w:tc>
-      </w:tr>
-      <w:tr>
-        <w:tc>
-          <w:tcPr>
-            <w:tcW w:w="1800" w:type="dxa"/>
-          </w:tcPr>
-          <w:p>
-            <w:r>
-              <w:t>I</w:t>
-            </w:r>
-          </w:p>
-        </w:tc>
-        <w:tc>
-          <w:tcPr>
-            <w:tcW w:w="1800" w:type="dxa"/>
-          </w:tcPr>
-          <w:p>
-            <w:r>
-              <w:t>500</w:t>
-            </w:r>
-          </w:p>
-        </w:tc>
-        <w:tc>
-          <w:tcPr>
-            <w:tcW w:w="1800" w:type="dxa"/>
-          </w:tcPr>
-          <w:p>
-            <w:r>
-              <w:t>SQ learning (L1 penalty)</w:t>
-            </w:r>
-          </w:p>
-        </w:tc>
-        <w:tc>
-          <w:tcPr>
-            <w:tcW w:w="1800" w:type="dxa"/>
-          </w:tcPr>
-          <w:p>
-            <w:r>
-              <w:t>0.550 (0.499)</w:t>
-            </w:r>
-          </w:p>
-        </w:tc>
-        <w:tc>
-          <w:tcPr>
-            <w:tcW w:w="1800" w:type="dxa"/>
-          </w:tcPr>
-          <w:p>
-            <w:r>
-              <w:t>0.000 (0.000)</w:t>
-            </w:r>
-          </w:p>
-        </w:tc>
-      </w:tr>
-      <w:tr>
-        <w:tc>
-          <w:tcPr>
-            <w:tcW w:w="1800" w:type="dxa"/>
-          </w:tcPr>
-          <w:p>
-            <w:r>
-              <w:t>I</w:t>
-            </w:r>
-          </w:p>
-        </w:tc>
-        <w:tc>
-          <w:tcPr>
-            <w:tcW w:w="1800" w:type="dxa"/>
-          </w:tcPr>
-          <w:p>
-            <w:r>
-              <w:t>500</w:t>
-            </w:r>
-          </w:p>
-        </w:tc>
-        <w:tc>
-          <w:tcPr>
-            <w:tcW w:w="1800" w:type="dxa"/>
-          </w:tcPr>
-          <w:p>
-            <w:r>
-              <w:t>Misspecified SQ learning (L1 penalty)</w:t>
-            </w:r>
-          </w:p>
-        </w:tc>
-        <w:tc>
-          <w:tcPr>
-            <w:tcW w:w="1800" w:type="dxa"/>
-          </w:tcPr>
-          <w:p>
-            <w:r>
-              <w:t>0.215 (0.412)</w:t>
-            </w:r>
-          </w:p>
-        </w:tc>
-        <w:tc>
-          <w:tcPr>
-            <w:tcW w:w="1800" w:type="dxa"/>
-          </w:tcPr>
-          <w:p>
-            <w:r>
-              <w:t>0.000 (0.000)</w:t>
-            </w:r>
-          </w:p>
-        </w:tc>
-      </w:tr>
-      <w:tr>
-        <w:tc>
-          <w:tcPr>
-            <w:tcW w:w="1800" w:type="dxa"/>
-          </w:tcPr>
-          <w:p>
-            <w:r>
-              <w:t>I</w:t>
-            </w:r>
-          </w:p>
-        </w:tc>
-        <w:tc>
-          <w:tcPr>
-            <w:tcW w:w="1800" w:type="dxa"/>
-          </w:tcPr>
-          <w:p>
-            <w:r>
-              <w:t>1000</w:t>
-            </w:r>
-          </w:p>
-        </w:tc>
-        <w:tc>
-          <w:tcPr>
-            <w:tcW w:w="1800" w:type="dxa"/>
-          </w:tcPr>
-          <w:p>
-            <w:r>
-              <w:t>SQ learning (L1 penalty)</w:t>
-            </w:r>
-          </w:p>
-        </w:tc>
-        <w:tc>
-          <w:tcPr>
-            <w:tcW w:w="1800" w:type="dxa"/>
-          </w:tcPr>
-          <w:p>
-            <w:r>
-              <w:t>0.375 (0.485)</w:t>
-            </w:r>
-          </w:p>
-        </w:tc>
-        <w:tc>
-          <w:tcPr>
-            <w:tcW w:w="1800" w:type="dxa"/>
-          </w:tcPr>
-          <w:p>
-            <w:r>
-              <w:t>0.000 (0.000)</w:t>
-            </w:r>
-          </w:p>
-        </w:tc>
-      </w:tr>
-      <w:tr>
-        <w:tc>
-          <w:tcPr>
-            <w:tcW w:w="1800" w:type="dxa"/>
-          </w:tcPr>
-          <w:p>
-            <w:r>
-              <w:t>I</w:t>
-            </w:r>
-          </w:p>
-        </w:tc>
-        <w:tc>
-          <w:tcPr>
-            <w:tcW w:w="1800" w:type="dxa"/>
-          </w:tcPr>
-          <w:p>
-            <w:r>
-              <w:t>1000</w:t>
-            </w:r>
-          </w:p>
-        </w:tc>
-        <w:tc>
-          <w:tcPr>
-            <w:tcW w:w="1800" w:type="dxa"/>
-          </w:tcPr>
-          <w:p>
-            <w:r>
-              <w:t>Misspecified SQ learning (L1 penalty)</w:t>
-            </w:r>
-          </w:p>
-        </w:tc>
-        <w:tc>
-          <w:tcPr>
-            <w:tcW w:w="1800" w:type="dxa"/>
-          </w:tcPr>
-          <w:p>
-            <w:r>
-              <w:t>0.090 (0.287)</w:t>
-            </w:r>
-          </w:p>
-        </w:tc>
-        <w:tc>
-          <w:tcPr>
-            <w:tcW w:w="1800" w:type="dxa"/>
-          </w:tcPr>
-          <w:p>
-            <w:r>
-              <w:t>0.000 (0.000)</w:t>
-            </w:r>
-          </w:p>
-        </w:tc>
-      </w:tr>
-      <w:tr>
-        <w:tc>
-          <w:tcPr>
-            <w:tcW w:w="1800" w:type="dxa"/>
-          </w:tcPr>
-          <w:p>
-            <w:r>
               <w:t>II</w:t>
             </w:r>
           </w:p>
@@ -4223,37 +3807,37 @@
           </w:tcPr>
           <w:p>
             <w:r>
-              <w:t>0.825 (0.159)</w:t>
-            </w:r>
-          </w:p>
-        </w:tc>
-        <w:tc>
-          <w:tcPr>
-            <w:tcW w:w="1800" w:type="dxa"/>
-          </w:tcPr>
-          <w:p>
-            <w:r>
-              <w:t>0.943 (0.053)</w:t>
-            </w:r>
-          </w:p>
-        </w:tc>
-        <w:tc>
-          <w:tcPr>
-            <w:tcW w:w="1800" w:type="dxa"/>
-          </w:tcPr>
-          <w:p>
-            <w:r>
-              <w:t>0.989 (0.021)</w:t>
-            </w:r>
-          </w:p>
-        </w:tc>
-        <w:tc>
-          <w:tcPr>
-            <w:tcW w:w="1800" w:type="dxa"/>
-          </w:tcPr>
-          <w:p>
-            <w:r>
-              <w:t>0.0441025477947627</w:t>
+              <w:t>0.796 (0.163)</w:t>
+            </w:r>
+          </w:p>
+        </w:tc>
+        <w:tc>
+          <w:tcPr>
+            <w:tcW w:w="1800" w:type="dxa"/>
+          </w:tcPr>
+          <w:p>
+            <w:r>
+              <w:t>0.933 (0.055)</w:t>
+            </w:r>
+          </w:p>
+        </w:tc>
+        <w:tc>
+          <w:tcPr>
+            <w:tcW w:w="1800" w:type="dxa"/>
+          </w:tcPr>
+          <w:p>
+            <w:r>
+              <w:t>0.991 (0.018)</w:t>
+            </w:r>
+          </w:p>
+        </w:tc>
+        <w:tc>
+          <w:tcPr>
+            <w:tcW w:w="1800" w:type="dxa"/>
+          </w:tcPr>
+          <w:p>
+            <w:r>
+              <w:t>0.0441149436041996</w:t>
             </w:r>
           </w:p>
         </w:tc>
@@ -4295,37 +3879,37 @@
           </w:tcPr>
           <w:p>
             <w:r>
-              <w:t>0.246 (0.067)</w:t>
-            </w:r>
-          </w:p>
-        </w:tc>
-        <w:tc>
-          <w:tcPr>
-            <w:tcW w:w="1800" w:type="dxa"/>
-          </w:tcPr>
-          <w:p>
-            <w:r>
-              <w:t>0.744 (0.032)</w:t>
-            </w:r>
-          </w:p>
-        </w:tc>
-        <w:tc>
-          <w:tcPr>
-            <w:tcW w:w="1800" w:type="dxa"/>
-          </w:tcPr>
-          <w:p>
-            <w:r>
-              <w:t>0.833 (0.028)</w:t>
-            </w:r>
-          </w:p>
-        </w:tc>
-        <w:tc>
-          <w:tcPr>
-            <w:tcW w:w="1800" w:type="dxa"/>
-          </w:tcPr>
-          <w:p>
-            <w:r>
-              <w:t>0.188276650545661</w:t>
+              <w:t>0.233 (0.085)</w:t>
+            </w:r>
+          </w:p>
+        </w:tc>
+        <w:tc>
+          <w:tcPr>
+            <w:tcW w:w="1800" w:type="dxa"/>
+          </w:tcPr>
+          <w:p>
+            <w:r>
+              <w:t>0.738 (0.041)</w:t>
+            </w:r>
+          </w:p>
+        </w:tc>
+        <w:tc>
+          <w:tcPr>
+            <w:tcW w:w="1800" w:type="dxa"/>
+          </w:tcPr>
+          <w:p>
+            <w:r>
+              <w:t>0.832 (0.027)</w:t>
+            </w:r>
+          </w:p>
+        </w:tc>
+        <w:tc>
+          <w:tcPr>
+            <w:tcW w:w="1800" w:type="dxa"/>
+          </w:tcPr>
+          <w:p>
+            <w:r>
+              <w:t>0.188349307384613</w:t>
             </w:r>
           </w:p>
         </w:tc>
@@ -4367,37 +3951,37 @@
           </w:tcPr>
           <w:p>
             <w:r>
-              <w:t>0.677 (0.165)</w:t>
-            </w:r>
-          </w:p>
-        </w:tc>
-        <w:tc>
-          <w:tcPr>
-            <w:tcW w:w="1800" w:type="dxa"/>
-          </w:tcPr>
-          <w:p>
-            <w:r>
-              <w:t>0.894 (0.055)</w:t>
-            </w:r>
-          </w:p>
-        </w:tc>
-        <w:tc>
-          <w:tcPr>
-            <w:tcW w:w="1800" w:type="dxa"/>
-          </w:tcPr>
-          <w:p>
-            <w:r>
-              <w:t>0.987 (0.023)</w:t>
-            </w:r>
-          </w:p>
-        </w:tc>
-        <w:tc>
-          <w:tcPr>
-            <w:tcW w:w="1800" w:type="dxa"/>
-          </w:tcPr>
-          <w:p>
-            <w:r>
-              <w:t>0.0641870168459644</w:t>
+              <w:t>0.658 (0.176)</w:t>
+            </w:r>
+          </w:p>
+        </w:tc>
+        <w:tc>
+          <w:tcPr>
+            <w:tcW w:w="1800" w:type="dxa"/>
+          </w:tcPr>
+          <w:p>
+            <w:r>
+              <w:t>0.887 (0.059)</w:t>
+            </w:r>
+          </w:p>
+        </w:tc>
+        <w:tc>
+          <w:tcPr>
+            <w:tcW w:w="1800" w:type="dxa"/>
+          </w:tcPr>
+          <w:p>
+            <w:r>
+              <w:t>0.990 (0.022)</w:t>
+            </w:r>
+          </w:p>
+        </w:tc>
+        <w:tc>
+          <w:tcPr>
+            <w:tcW w:w="1800" w:type="dxa"/>
+          </w:tcPr>
+          <w:p>
+            <w:r>
+              <w:t>0.0643881119141076</w:t>
             </w:r>
           </w:p>
         </w:tc>
@@ -4439,37 +4023,37 @@
           </w:tcPr>
           <w:p>
             <w:r>
-              <w:t>0.628 (0.166)</w:t>
-            </w:r>
-          </w:p>
-        </w:tc>
-        <w:tc>
-          <w:tcPr>
-            <w:tcW w:w="1800" w:type="dxa"/>
-          </w:tcPr>
-          <w:p>
-            <w:r>
-              <w:t>0.877 (0.056)</w:t>
-            </w:r>
-          </w:p>
-        </w:tc>
-        <w:tc>
-          <w:tcPr>
-            <w:tcW w:w="1800" w:type="dxa"/>
-          </w:tcPr>
-          <w:p>
-            <w:r>
-              <w:t>0.985 (0.028)</w:t>
-            </w:r>
-          </w:p>
-        </w:tc>
-        <w:tc>
-          <w:tcPr>
-            <w:tcW w:w="1800" w:type="dxa"/>
-          </w:tcPr>
-          <w:p>
-            <w:r>
-              <w:t>0.0677493968107401</w:t>
+              <w:t>0.621 (0.170)</w:t>
+            </w:r>
+          </w:p>
+        </w:tc>
+        <w:tc>
+          <w:tcPr>
+            <w:tcW w:w="1800" w:type="dxa"/>
+          </w:tcPr>
+          <w:p>
+            <w:r>
+              <w:t>0.875 (0.057)</w:t>
+            </w:r>
+          </w:p>
+        </w:tc>
+        <w:tc>
+          <w:tcPr>
+            <w:tcW w:w="1800" w:type="dxa"/>
+          </w:tcPr>
+          <w:p>
+            <w:r>
+              <w:t>0.989 (0.024)</w:t>
+            </w:r>
+          </w:p>
+        </w:tc>
+        <w:tc>
+          <w:tcPr>
+            <w:tcW w:w="1800" w:type="dxa"/>
+          </w:tcPr>
+          <w:p>
+            <w:r>
+              <w:t>0.0678326923556406</w:t>
             </w:r>
           </w:p>
         </w:tc>
